--- a/docs/fitosim_status_report.docx
+++ b/docs/fitosim_status_report.docx
@@ -65,7 +65,7 @@
         <w:spacing w:after="120"/>
       </w:pPr>
       <w:r>
-        <w:t xml:space="preserve">L’unica tappa rimanente della fascia 2 (tappa 5: Penman-Monteith completo e modello indoor con sensore WN31 CH1) chiuderà la fascia raffinando il modello scientifico per le piante invernali in appartamento. Dopo di che inizierà la fascia 3 di calibrazione contro i dati reali del tuo balcone, che trasformerà fitosim da “libreria genericamente plausibile” a “libreria calibrata per il TUO balcone milanese”.</w:t>
+        <w:t xml:space="preserve">L’unica tappa rimanente della fascia 2 è la tappa 5, che è stata pianificata in dettaglio e si articolerà in cinque sotto-tappe: introduzione del Penman-Monteith (in versione FAO-56 standard e in versione fisica con resistenza stomatica), meccanismo di selezione automatica della formula “best available”, integrazione nel ciclo di vita del Pot e del Garden, modello indoor con la nuova entità Room e il supporto del sensore WN31 ambientale e del WH52 di substrato, demo end-to-end di un appartamento. La tappa è stimata in 80-100 test nuovi e chiuderà la fascia 2 raffinando il modello scientifico per le piante invernali in appartamento. Dopo di che inizierà la fascia 3 di calibrazione contro i dati reali del tuo balcone, che trasformerà fitosim da “libreria genericamente plausibile” a “libreria calibrata per il TUO balcone milanese”.</w:t>
       </w:r>
     </w:p>
     <w:p>
@@ -2518,7 +2518,7 @@
                 <w:b w:val="false"/>
                 <w:bCs w:val="false"/>
               </w:rPr>
-              <w:t xml:space="preserve">Penman-Monteith completo + modello indoor con WN31 CH1</w:t>
+              <w:t xml:space="preserve">Penman-Monteith fisico + modello indoor con Room, WN31 e WH52</w:t>
             </w:r>
           </w:p>
         </w:tc>
@@ -2544,7 +2544,7 @@
                 <w:b w:val="false"/>
                 <w:bCs w:val="false"/>
               </w:rPr>
-              <w:t xml:space="preserve">Da iniziare</w:t>
+              <w:t xml:space="preserve">Pianificata</w:t>
             </w:r>
           </w:p>
         </w:tc>
@@ -2568,7 +2568,7 @@
         <w:spacing w:after="120"/>
       </w:pPr>
       <w:r>
-        <w:t xml:space="preserve">La tappa 5 chiude la fascia 2 con due raffinamenti complementari del modello scientifico. Il primo è il modello Penman-Monteith completo per il calcolo di ET₀, che usa anche radiazione solare, vento e umidità relativa oltre alla temperatura, producendo previsioni più accurate della formula di Hargreaves che la libreria usa attualmente per i casi di backup. Il secondo è il modello dei vasi indoor che non vedono mai la pioggia e dipendono dal microclima della stanza, alimentato dal sensore WN31 CH1 (temperatura e umidità interna del vaso) che è la sonda specifica per le piante in appartamento.</w:t>
+        <w:t xml:space="preserve">La tappa 5 chiude la fascia 2 con un raffinamento sostanziale del modello scientifico, articolato in cinque sotto-tappe. Il design è stato discusso e le decisioni architetturali principali sono state prese; resta da implementare. La tappa è scientifica nel suo scope: non aggiunge nuove capacità applicative ma raffina la qualità delle previsioni del modello esistente, con un’enfasi particolare sui vasi indoor che oggi sono trattati come outdoor con risultati poco realistici.</w:t>
       </w:r>
     </w:p>
     <w:p>
@@ -2576,7 +2576,585 @@
         <w:spacing w:after="120"/>
       </w:pPr>
       <w:r>
-        <w:t xml:space="preserve">L’aspetto architetturale interessante della tappa 5 è che si limita al layer scientifico: non toccherà il Garden, la persistenza, le allerte. Tutta l’infrastruttura applicativa costruita nella tappa 4 sarà riutilizzata identica per i vasi indoor, semplicemente configurati con specie e substrati appropriati per indoor e con il sensore WN31 invece del WH51.</w:t>
+        <w:t xml:space="preserve">Il primo raffinamento è l’introduzione del modello Penman-Monteith per il calcolo dell’evapotraspirazione. La libreria oggi usa la formula di Hargreaves che richiede solo la temperatura ed è robusta ma può sbagliare del 10-20% rispetto al Penman-Monteith che combina temperatura, umidità relativa, velocità del vento e radiazione solare in un’equazione fisica. La tappa 5 introdurrà il Penman-Monteith in due varianti: la versione FAO-56 standard che produce ET₀ da moltiplicare per il Kc della specie, e la versione fisica che applica direttamente l’equazione alla specie usando la sua resistenza stomatica e produce ET senza bisogno del Kc. La versione fisica sarà preferita quando la specie ha la resistenza stomatica popolata; quando manca si ricadrà sulla versione FAO-56 standard. Quando mancano anche umidità, vento o radiazione si ricadrà su Hargreaves. Questo meccanismo a tre vie segue il pattern “best available” raccomandato dalla pubblicazione FAO-56.</w:t>
+      </w:r>
+    </w:p>
+    <w:p>
+      <w:pPr>
+        <w:spacing w:after="120"/>
+      </w:pPr>
+      <w:r>
+        <w:t xml:space="preserve">Il secondo raffinamento è il modello dei vasi indoor, che richiede un cambiamento architetturale significativo. Oggi un vaso può avere location INDOOR ma il valore è puramente declarativo e il modello continua a comportarsi come per outdoor. La tappa 5 introduce una nuova entità di dominio chiamata Room nel modulo domain/room.py, che rappresenta lo spazio fisico (una stanza, una zona di una stanza) in cui vivono uno o più vasi indoor con il loro microclima condiviso. La Room ha attributi per temperatura e umidità relativa correnti, l’eventuale channel del sensore WN31 mappato, e i parametri del modello esteso (vento minimo convettivo, esposizione luminosa). Il Pot indoor acquisisce un nuovo campo opzionale room_id che lo associa alla sua Room di appartenenza, mentre il Garden mantiene una collezione di Room parallela alla collezione di Pot.</w:t>
+      </w:r>
+    </w:p>
+    <w:p>
+      <w:pPr>
+        <w:spacing w:after="120"/>
+      </w:pPr>
+      <w:r>
+        <w:t xml:space="preserve">L’introduzione della Room non è una sofisticazione gratuita ma una conseguenza fisica del fatto che il sensore WN31 di Ecowitt non è una sonda dedicata al singolo vaso ma un trasmettitore ambientale che misura il microclima di una stanza intera. Cinque vasi che condividono il salotto condividono lo stesso microclima ambientale; un sesto vaso in camera da letto richiede un secondo WN31 per quella stanza. Il modello rispecchia questa fisica esplicitamente invece di duplicare i dati per ogni vaso. La conseguenza pratica è che il Garden, quando aggiorna i vasi dai sensori in batch, adesso aggiorna prima le Room dai loro canali WN31 e poi i Pot dai loro canali WH51 o WH52 di substrato.</w:t>
+      </w:r>
+    </w:p>
+    <w:p>
+      <w:pPr>
+        <w:spacing w:after="120"/>
+      </w:pPr>
+      <w:r>
+        <w:t xml:space="preserve">La tappa 5 introduce anche il supporto al sensore WH52, che è l’upgrade del WH51 e misura non solo l’umidità volumetrica ma anche la temperatura e l’EC del substrato. La temperatura del substrato consentirà di rendere temperatura-dipendente la cinetica del coefficiente nutrizionale Kn (oggi fissa); l’EC misurata è il ground truth del modello chimico interno e potrà essere usata per calibrare la previsione di EC esattamente come il theta del WH51 viene usato oggi per calibrare lo stato idrico. Il WH51 continuerà a essere supportato indefinitamente per compatibilità con chi ce l’ha già installato; il WH52 sarà un upgrade opzionale che fornisce più dati ai vasi che lo hanno. L’adapter sarà un’unica classe EcowittSoilSensor parametrizzata col modello del sensore (“WH51” o “WH52”), che popola i campi aggiuntivi solo quando il modello è il WH52.</w:t>
+      </w:r>
+    </w:p>
+    <w:p>
+      <w:pPr>
+        <w:spacing w:after="120"/>
+      </w:pPr>
+      <w:r>
+        <w:t xml:space="preserve">Le raffinatezze del modello indoor saranno affrontate fin dalla tappa 5, con un meccanismo di fallback automatico verso la formula più semplice quando i parametri non sono disponibili. Le tre raffinatezze principali sono il riscaldamento (catturato indirettamente attraverso la temperatura misurata dal WN31, niente da modellare esplicitamente), la ventilazione (che in stanza chiusa è zero ma la pratica agronomica suggerisce un “vento minimo convettivo” di 0.5 m/s per evitare evapotraspirazione irrealisticamente bassa), e l’esposizione luminosa (parametrizzata come radiazione solare media giornaliera in MJ/m²/giorno, con tre livelli preimpostati “buio”, “luminoso indiretto”, “sole diretto” che il giardiniere attribuisce a ogni vaso in base all’osservazione).</w:t>
+      </w:r>
+    </w:p>
+    <w:p>
+      <w:pPr>
+        <w:spacing w:after="120"/>
+      </w:pPr>
+      <w:r>
+        <w:t xml:space="preserve">L’aspetto architetturale interessante della tappa 5 è che si limita al layer scientifico per il calcolo dell’ET₀: non toccherà il Garden, la persistenza, le allerte, gli eventi pianificati. Tutta l’infrastruttura applicativa costruita nella tappa 4 sarà riutilizzata identica per i vasi indoor, semplicemente configurati con specie e substrati appropriati per indoor, con la Room di appartenenza, e con i sensori giusti. L’unica modifica al layer io sarà la migrazione dello schema SQLite dalla versione 3 alla versione 4 per supportare le Room e i nuovi campi opzionali del Pot.</w:t>
+      </w:r>
+    </w:p>
+    <w:p>
+      <w:pPr>
+        <w:pStyle w:val="Heading2"/>
+      </w:pPr>
+      <w:r>
+        <w:t xml:space="preserve">Articolazione delle sotto-tappe della tappa 5</w:t>
+      </w:r>
+    </w:p>
+    <w:p>
+      <w:pPr>
+        <w:spacing w:after="120"/>
+      </w:pPr>
+      <w:r>
+        <w:t xml:space="preserve">La tappa 5 si articolerà in cinque sotto-tappe progressive, seguendo lo stesso pattern collaudato delle tappe precedenti: design discussion preliminare con domande di scope, conferma dell’utente, implementazione in passi testabili, test dopo ogni passo, suite verde, consegna del pacchetto zip e CHANGELOG narrativo.</w:t>
+      </w:r>
+    </w:p>
+    <w:tbl>
+      <w:tblPr>
+        <w:tblW w:type="dxa" w:w="9500"/>
+        <w:tblBorders>
+          <w:top w:val="single" w:color="auto" w:sz="4"/>
+          <w:left w:val="single" w:color="auto" w:sz="4"/>
+          <w:bottom w:val="single" w:color="auto" w:sz="4"/>
+          <w:right w:val="single" w:color="auto" w:sz="4"/>
+          <w:insideH w:val="single" w:color="auto" w:sz="4"/>
+          <w:insideV w:val="single" w:color="auto" w:sz="4"/>
+        </w:tblBorders>
+      </w:tblPr>
+      <w:tblGrid>
+        <w:gridCol w:w="2500"/>
+        <w:gridCol w:w="5500"/>
+        <w:gridCol w:w="1500"/>
+      </w:tblGrid>
+      <w:tr>
+        <w:tc>
+          <w:tcPr>
+            <w:tcW w:type="dxa" w:w="2500"/>
+            <w:tcBorders>
+              <w:top w:val="single" w:color="CCCCCC" w:sz="4"/>
+              <w:left w:val="single" w:color="CCCCCC" w:sz="4"/>
+              <w:bottom w:val="single" w:color="CCCCCC" w:sz="4"/>
+              <w:right w:val="single" w:color="CCCCCC" w:sz="4"/>
+            </w:tcBorders>
+            <w:shd w:fill="D5E8F0" w:val="clear"/>
+            <w:tcMar>
+              <w:top w:type="dxa" w:w="80"/>
+              <w:left w:type="dxa" w:w="120"/>
+              <w:bottom w:type="dxa" w:w="80"/>
+              <w:right w:type="dxa" w:w="120"/>
+            </w:tcMar>
+          </w:tcPr>
+          <w:p>
+            <w:r>
+              <w:rPr>
+                <w:b/>
+                <w:bCs/>
+              </w:rPr>
+              <w:t xml:space="preserve">Sotto-tappa</w:t>
+            </w:r>
+          </w:p>
+        </w:tc>
+        <w:tc>
+          <w:tcPr>
+            <w:tcW w:type="dxa" w:w="5500"/>
+            <w:tcBorders>
+              <w:top w:val="single" w:color="CCCCCC" w:sz="4"/>
+              <w:left w:val="single" w:color="CCCCCC" w:sz="4"/>
+              <w:bottom w:val="single" w:color="CCCCCC" w:sz="4"/>
+              <w:right w:val="single" w:color="CCCCCC" w:sz="4"/>
+            </w:tcBorders>
+            <w:shd w:fill="D5E8F0" w:val="clear"/>
+            <w:tcMar>
+              <w:top w:type="dxa" w:w="80"/>
+              <w:left w:type="dxa" w:w="120"/>
+              <w:bottom w:type="dxa" w:w="80"/>
+              <w:right w:type="dxa" w:w="120"/>
+            </w:tcMar>
+          </w:tcPr>
+          <w:p>
+            <w:r>
+              <w:rPr>
+                <w:b/>
+                <w:bCs/>
+              </w:rPr>
+              <w:t xml:space="preserve">Capacità</w:t>
+            </w:r>
+          </w:p>
+        </w:tc>
+        <w:tc>
+          <w:tcPr>
+            <w:tcW w:type="dxa" w:w="1500"/>
+            <w:tcBorders>
+              <w:top w:val="single" w:color="CCCCCC" w:sz="4"/>
+              <w:left w:val="single" w:color="CCCCCC" w:sz="4"/>
+              <w:bottom w:val="single" w:color="CCCCCC" w:sz="4"/>
+              <w:right w:val="single" w:color="CCCCCC" w:sz="4"/>
+            </w:tcBorders>
+            <w:shd w:fill="D5E8F0" w:val="clear"/>
+            <w:tcMar>
+              <w:top w:type="dxa" w:w="80"/>
+              <w:left w:type="dxa" w:w="120"/>
+              <w:bottom w:type="dxa" w:w="80"/>
+              <w:right w:type="dxa" w:w="120"/>
+            </w:tcMar>
+          </w:tcPr>
+          <w:p>
+            <w:r>
+              <w:rPr>
+                <w:b/>
+                <w:bCs/>
+              </w:rPr>
+              <w:t xml:space="preserve">Test stimati</w:t>
+            </w:r>
+          </w:p>
+        </w:tc>
+      </w:tr>
+      <w:tr>
+        <w:tc>
+          <w:tcPr>
+            <w:tcW w:type="dxa" w:w="2500"/>
+            <w:tcBorders>
+              <w:top w:val="single" w:color="CCCCCC" w:sz="4"/>
+              <w:left w:val="single" w:color="CCCCCC" w:sz="4"/>
+              <w:bottom w:val="single" w:color="CCCCCC" w:sz="4"/>
+              <w:right w:val="single" w:color="CCCCCC" w:sz="4"/>
+            </w:tcBorders>
+            <w:tcMar>
+              <w:top w:type="dxa" w:w="80"/>
+              <w:left w:type="dxa" w:w="120"/>
+              <w:bottom w:type="dxa" w:w="80"/>
+              <w:right w:type="dxa" w:w="120"/>
+            </w:tcMar>
+          </w:tcPr>
+          <w:p>
+            <w:r>
+              <w:rPr>
+                <w:b w:val="false"/>
+                <w:bCs w:val="false"/>
+              </w:rPr>
+              <w:t xml:space="preserve">A: Penman-Monteith</w:t>
+            </w:r>
+          </w:p>
+        </w:tc>
+        <w:tc>
+          <w:tcPr>
+            <w:tcW w:type="dxa" w:w="5500"/>
+            <w:tcBorders>
+              <w:top w:val="single" w:color="CCCCCC" w:sz="4"/>
+              <w:left w:val="single" w:color="CCCCCC" w:sz="4"/>
+              <w:bottom w:val="single" w:color="CCCCCC" w:sz="4"/>
+              <w:right w:val="single" w:color="CCCCCC" w:sz="4"/>
+            </w:tcBorders>
+            <w:tcMar>
+              <w:top w:type="dxa" w:w="80"/>
+              <w:left w:type="dxa" w:w="120"/>
+              <w:bottom w:type="dxa" w:w="80"/>
+              <w:right w:type="dxa" w:w="120"/>
+            </w:tcMar>
+          </w:tcPr>
+          <w:p>
+            <w:r>
+              <w:rPr>
+                <w:b w:val="false"/>
+                <w:bCs w:val="false"/>
+              </w:rPr>
+              <w:t xml:space="preserve">Funzioni pure per PM FAO-56 standard e PM fisico</w:t>
+            </w:r>
+          </w:p>
+        </w:tc>
+        <w:tc>
+          <w:tcPr>
+            <w:tcW w:type="dxa" w:w="1500"/>
+            <w:tcBorders>
+              <w:top w:val="single" w:color="CCCCCC" w:sz="4"/>
+              <w:left w:val="single" w:color="CCCCCC" w:sz="4"/>
+              <w:bottom w:val="single" w:color="CCCCCC" w:sz="4"/>
+              <w:right w:val="single" w:color="CCCCCC" w:sz="4"/>
+            </w:tcBorders>
+            <w:tcMar>
+              <w:top w:type="dxa" w:w="80"/>
+              <w:left w:type="dxa" w:w="120"/>
+              <w:bottom w:type="dxa" w:w="80"/>
+              <w:right w:type="dxa" w:w="120"/>
+            </w:tcMar>
+          </w:tcPr>
+          <w:p>
+            <w:r>
+              <w:rPr>
+                <w:b w:val="false"/>
+                <w:bCs w:val="false"/>
+              </w:rPr>
+              <w:t xml:space="preserve">+18-22</w:t>
+            </w:r>
+          </w:p>
+        </w:tc>
+      </w:tr>
+      <w:tr>
+        <w:tc>
+          <w:tcPr>
+            <w:tcW w:type="dxa" w:w="2500"/>
+            <w:tcBorders>
+              <w:top w:val="single" w:color="CCCCCC" w:sz="4"/>
+              <w:left w:val="single" w:color="CCCCCC" w:sz="4"/>
+              <w:bottom w:val="single" w:color="CCCCCC" w:sz="4"/>
+              <w:right w:val="single" w:color="CCCCCC" w:sz="4"/>
+            </w:tcBorders>
+            <w:tcMar>
+              <w:top w:type="dxa" w:w="80"/>
+              <w:left w:type="dxa" w:w="120"/>
+              <w:bottom w:type="dxa" w:w="80"/>
+              <w:right w:type="dxa" w:w="120"/>
+            </w:tcMar>
+          </w:tcPr>
+          <w:p>
+            <w:r>
+              <w:rPr>
+                <w:b w:val="false"/>
+                <w:bCs w:val="false"/>
+              </w:rPr>
+              <w:t xml:space="preserve">B: selezione automatica</w:t>
+            </w:r>
+          </w:p>
+        </w:tc>
+        <w:tc>
+          <w:tcPr>
+            <w:tcW w:type="dxa" w:w="5500"/>
+            <w:tcBorders>
+              <w:top w:val="single" w:color="CCCCCC" w:sz="4"/>
+              <w:left w:val="single" w:color="CCCCCC" w:sz="4"/>
+              <w:bottom w:val="single" w:color="CCCCCC" w:sz="4"/>
+              <w:right w:val="single" w:color="CCCCCC" w:sz="4"/>
+            </w:tcBorders>
+            <w:tcMar>
+              <w:top w:type="dxa" w:w="80"/>
+              <w:left w:type="dxa" w:w="120"/>
+              <w:bottom w:type="dxa" w:w="80"/>
+              <w:right w:type="dxa" w:w="120"/>
+            </w:tcMar>
+          </w:tcPr>
+          <w:p>
+            <w:r>
+              <w:rPr>
+                <w:b w:val="false"/>
+                <w:bCs w:val="false"/>
+              </w:rPr>
+              <w:t xml:space="preserve">Wrapper “best available” a tre vie e tracciabilità</w:t>
+            </w:r>
+          </w:p>
+        </w:tc>
+        <w:tc>
+          <w:tcPr>
+            <w:tcW w:type="dxa" w:w="1500"/>
+            <w:tcBorders>
+              <w:top w:val="single" w:color="CCCCCC" w:sz="4"/>
+              <w:left w:val="single" w:color="CCCCCC" w:sz="4"/>
+              <w:bottom w:val="single" w:color="CCCCCC" w:sz="4"/>
+              <w:right w:val="single" w:color="CCCCCC" w:sz="4"/>
+            </w:tcBorders>
+            <w:tcMar>
+              <w:top w:type="dxa" w:w="80"/>
+              <w:left w:type="dxa" w:w="120"/>
+              <w:bottom w:type="dxa" w:w="80"/>
+              <w:right w:type="dxa" w:w="120"/>
+            </w:tcMar>
+          </w:tcPr>
+          <w:p>
+            <w:r>
+              <w:rPr>
+                <w:b w:val="false"/>
+                <w:bCs w:val="false"/>
+              </w:rPr>
+              <w:t xml:space="preserve">+12-14</w:t>
+            </w:r>
+          </w:p>
+        </w:tc>
+      </w:tr>
+      <w:tr>
+        <w:tc>
+          <w:tcPr>
+            <w:tcW w:type="dxa" w:w="2500"/>
+            <w:tcBorders>
+              <w:top w:val="single" w:color="CCCCCC" w:sz="4"/>
+              <w:left w:val="single" w:color="CCCCCC" w:sz="4"/>
+              <w:bottom w:val="single" w:color="CCCCCC" w:sz="4"/>
+              <w:right w:val="single" w:color="CCCCCC" w:sz="4"/>
+            </w:tcBorders>
+            <w:tcMar>
+              <w:top w:type="dxa" w:w="80"/>
+              <w:left w:type="dxa" w:w="120"/>
+              <w:bottom w:type="dxa" w:w="80"/>
+              <w:right w:type="dxa" w:w="120"/>
+            </w:tcMar>
+          </w:tcPr>
+          <w:p>
+            <w:r>
+              <w:rPr>
+                <w:b w:val="false"/>
+                <w:bCs w:val="false"/>
+              </w:rPr>
+              <w:t xml:space="preserve">C: integrazione nel Pot/Garden</w:t>
+            </w:r>
+          </w:p>
+        </w:tc>
+        <w:tc>
+          <w:tcPr>
+            <w:tcW w:type="dxa" w:w="5500"/>
+            <w:tcBorders>
+              <w:top w:val="single" w:color="CCCCCC" w:sz="4"/>
+              <w:left w:val="single" w:color="CCCCCC" w:sz="4"/>
+              <w:bottom w:val="single" w:color="CCCCCC" w:sz="4"/>
+              <w:right w:val="single" w:color="CCCCCC" w:sz="4"/>
+            </w:tcBorders>
+            <w:tcMar>
+              <w:top w:type="dxa" w:w="80"/>
+              <w:left w:type="dxa" w:w="120"/>
+              <w:bottom w:type="dxa" w:w="80"/>
+              <w:right w:type="dxa" w:w="120"/>
+            </w:tcMar>
+          </w:tcPr>
+          <w:p>
+            <w:r>
+              <w:rPr>
+                <w:b w:val="false"/>
+                <w:bCs w:val="false"/>
+              </w:rPr>
+              <w:t xml:space="preserve">Nuovi metodi apply_balance_step_from_weather</w:t>
+            </w:r>
+          </w:p>
+        </w:tc>
+        <w:tc>
+          <w:tcPr>
+            <w:tcW w:type="dxa" w:w="1500"/>
+            <w:tcBorders>
+              <w:top w:val="single" w:color="CCCCCC" w:sz="4"/>
+              <w:left w:val="single" w:color="CCCCCC" w:sz="4"/>
+              <w:bottom w:val="single" w:color="CCCCCC" w:sz="4"/>
+              <w:right w:val="single" w:color="CCCCCC" w:sz="4"/>
+            </w:tcBorders>
+            <w:tcMar>
+              <w:top w:type="dxa" w:w="80"/>
+              <w:left w:type="dxa" w:w="120"/>
+              <w:bottom w:type="dxa" w:w="80"/>
+              <w:right w:type="dxa" w:w="120"/>
+            </w:tcMar>
+          </w:tcPr>
+          <w:p>
+            <w:r>
+              <w:rPr>
+                <w:b w:val="false"/>
+                <w:bCs w:val="false"/>
+              </w:rPr>
+              <w:t xml:space="preserve">+12-15</w:t>
+            </w:r>
+          </w:p>
+        </w:tc>
+      </w:tr>
+      <w:tr>
+        <w:tc>
+          <w:tcPr>
+            <w:tcW w:type="dxa" w:w="2500"/>
+            <w:tcBorders>
+              <w:top w:val="single" w:color="CCCCCC" w:sz="4"/>
+              <w:left w:val="single" w:color="CCCCCC" w:sz="4"/>
+              <w:bottom w:val="single" w:color="CCCCCC" w:sz="4"/>
+              <w:right w:val="single" w:color="CCCCCC" w:sz="4"/>
+            </w:tcBorders>
+            <w:tcMar>
+              <w:top w:type="dxa" w:w="80"/>
+              <w:left w:type="dxa" w:w="120"/>
+              <w:bottom w:type="dxa" w:w="80"/>
+              <w:right w:type="dxa" w:w="120"/>
+            </w:tcMar>
+          </w:tcPr>
+          <w:p>
+            <w:r>
+              <w:rPr>
+                <w:b w:val="false"/>
+                <w:bCs w:val="false"/>
+              </w:rPr>
+              <w:t xml:space="preserve">D: modello indoor</w:t>
+            </w:r>
+          </w:p>
+        </w:tc>
+        <w:tc>
+          <w:tcPr>
+            <w:tcW w:type="dxa" w:w="5500"/>
+            <w:tcBorders>
+              <w:top w:val="single" w:color="CCCCCC" w:sz="4"/>
+              <w:left w:val="single" w:color="CCCCCC" w:sz="4"/>
+              <w:bottom w:val="single" w:color="CCCCCC" w:sz="4"/>
+              <w:right w:val="single" w:color="CCCCCC" w:sz="4"/>
+            </w:tcBorders>
+            <w:tcMar>
+              <w:top w:type="dxa" w:w="80"/>
+              <w:left w:type="dxa" w:w="120"/>
+              <w:bottom w:type="dxa" w:w="80"/>
+              <w:right w:type="dxa" w:w="120"/>
+            </w:tcMar>
+          </w:tcPr>
+          <w:p>
+            <w:r>
+              <w:rPr>
+                <w:b w:val="false"/>
+                <w:bCs w:val="false"/>
+              </w:rPr>
+              <w:t xml:space="preserve">Room, sensore WH52, esposizione luminosa, schema v4</w:t>
+            </w:r>
+          </w:p>
+        </w:tc>
+        <w:tc>
+          <w:tcPr>
+            <w:tcW w:type="dxa" w:w="1500"/>
+            <w:tcBorders>
+              <w:top w:val="single" w:color="CCCCCC" w:sz="4"/>
+              <w:left w:val="single" w:color="CCCCCC" w:sz="4"/>
+              <w:bottom w:val="single" w:color="CCCCCC" w:sz="4"/>
+              <w:right w:val="single" w:color="CCCCCC" w:sz="4"/>
+            </w:tcBorders>
+            <w:tcMar>
+              <w:top w:type="dxa" w:w="80"/>
+              <w:left w:type="dxa" w:w="120"/>
+              <w:bottom w:type="dxa" w:w="80"/>
+              <w:right w:type="dxa" w:w="120"/>
+            </w:tcMar>
+          </w:tcPr>
+          <w:p>
+            <w:r>
+              <w:rPr>
+                <w:b w:val="false"/>
+                <w:bCs w:val="false"/>
+              </w:rPr>
+              <w:t xml:space="preserve">+35-45</w:t>
+            </w:r>
+          </w:p>
+        </w:tc>
+      </w:tr>
+      <w:tr>
+        <w:tc>
+          <w:tcPr>
+            <w:tcW w:type="dxa" w:w="2500"/>
+            <w:tcBorders>
+              <w:top w:val="single" w:color="CCCCCC" w:sz="4"/>
+              <w:left w:val="single" w:color="CCCCCC" w:sz="4"/>
+              <w:bottom w:val="single" w:color="CCCCCC" w:sz="4"/>
+              <w:right w:val="single" w:color="CCCCCC" w:sz="4"/>
+            </w:tcBorders>
+            <w:tcMar>
+              <w:top w:type="dxa" w:w="80"/>
+              <w:left w:type="dxa" w:w="120"/>
+              <w:bottom w:type="dxa" w:w="80"/>
+              <w:right w:type="dxa" w:w="120"/>
+            </w:tcMar>
+          </w:tcPr>
+          <w:p>
+            <w:r>
+              <w:rPr>
+                <w:b w:val="false"/>
+                <w:bCs w:val="false"/>
+              </w:rPr>
+              <w:t xml:space="preserve">E: demo end-to-end</w:t>
+            </w:r>
+          </w:p>
+        </w:tc>
+        <w:tc>
+          <w:tcPr>
+            <w:tcW w:type="dxa" w:w="5500"/>
+            <w:tcBorders>
+              <w:top w:val="single" w:color="CCCCCC" w:sz="4"/>
+              <w:left w:val="single" w:color="CCCCCC" w:sz="4"/>
+              <w:bottom w:val="single" w:color="CCCCCC" w:sz="4"/>
+              <w:right w:val="single" w:color="CCCCCC" w:sz="4"/>
+            </w:tcBorders>
+            <w:tcMar>
+              <w:top w:type="dxa" w:w="80"/>
+              <w:left w:type="dxa" w:w="120"/>
+              <w:bottom w:type="dxa" w:w="80"/>
+              <w:right w:type="dxa" w:w="120"/>
+            </w:tcMar>
+          </w:tcPr>
+          <w:p>
+            <w:r>
+              <w:rPr>
+                <w:b w:val="false"/>
+                <w:bCs w:val="false"/>
+              </w:rPr>
+              <w:t xml:space="preserve">Demo dell’appartamento invernale e test integrazione</w:t>
+            </w:r>
+          </w:p>
+        </w:tc>
+        <w:tc>
+          <w:tcPr>
+            <w:tcW w:type="dxa" w:w="1500"/>
+            <w:tcBorders>
+              <w:top w:val="single" w:color="CCCCCC" w:sz="4"/>
+              <w:left w:val="single" w:color="CCCCCC" w:sz="4"/>
+              <w:bottom w:val="single" w:color="CCCCCC" w:sz="4"/>
+              <w:right w:val="single" w:color="CCCCCC" w:sz="4"/>
+            </w:tcBorders>
+            <w:tcMar>
+              <w:top w:type="dxa" w:w="80"/>
+              <w:left w:type="dxa" w:w="120"/>
+              <w:bottom w:type="dxa" w:w="80"/>
+              <w:right w:type="dxa" w:w="120"/>
+            </w:tcMar>
+          </w:tcPr>
+          <w:p>
+            <w:r>
+              <w:rPr>
+                <w:b w:val="false"/>
+                <w:bCs w:val="false"/>
+              </w:rPr>
+              <w:t xml:space="preserve">+5-8</w:t>
+            </w:r>
+          </w:p>
+        </w:tc>
+      </w:tr>
+    </w:tbl>
+    <w:p>
+      <w:r>
+        <w:t xml:space="preserve"/>
+      </w:r>
+    </w:p>
+    <w:p>
+      <w:pPr>
+        <w:spacing w:after="120"/>
+      </w:pPr>
+      <w:r>
+        <w:t xml:space="preserve">Il totale stimato è di circa 80-100 test nuovi, che porteranno la suite finale a circa 945-965 test totali. È una tappa di scope medio, più piccola della tappa 4 (179 test) ma più sostanziosa delle tappe 1-2 (~85 test ciascuna), commisurata alla complessità del passaggio da modello outdoor monoculare a sistema completo outdoor + indoor con sensoristica differenziata e tre formule di evapotraspirazione selezionate dinamicamente.</w:t>
+      </w:r>
+    </w:p>
+    <w:p>
+      <w:pPr>
+        <w:spacing w:after="120"/>
+      </w:pPr>
+      <w:r>
+        <w:t xml:space="preserve">La sotto-tappa con il maggior contenuto è la D, dove tutta la complessità indoor confluisce: introduzione della dataclass Room, aggiornamento del Pot col campo room_id, estensione del Garden con la collezione di Room e i metodi correlati, adapter EcowittWN31AmbientSensor per il microclima ambientale, evoluzione dell’adapter EcowittSoilSensor per supportare anche il WH52, estensione del modello chimico per usare la temperatura del substrato dove disponibile, parametrizzazione dell’esposizione luminosa, migrazione dello schema SQLite alla versione 4. È plausibile che la sotto-tappa D venga ulteriormente articolata in fase di design discussion in due o tre fasi più piccole per gestire meglio la sua complessità, sull’esempio della sotto-tappa B della tappa 4 che è stata divisa in B fase 1 (SQLite) e B fase 2 (JSON).</w:t>
       </w:r>
     </w:p>
     <w:p>
